--- a/Øvelser/Geografi/vandbalancen/vandbalancen.docx
+++ b/Øvelser/Geografi/vandbalancen/vandbalancen.docx
@@ -3275,7 +3275,6 @@
     </w:p>
     <w:p>
       <w:pPr>
-        <w:pStyle w:val="Compact"/>
         <w:numPr>
           <w:ilvl w:val="0"/>
           <w:numId w:val="1003"/>
@@ -3343,7 +3342,7 @@
     </w:p>
     <w:p>
       <w:pPr>
-        <w:pStyle w:val="FirstParagraph"/>
+        <w:pStyle w:val="BodyText"/>
       </w:pPr>
       <m:oMathPara>
         <m:oMathParaPr>
@@ -3415,10 +3414,9 @@
     </w:p>
     <w:p>
       <w:pPr>
-        <w:pStyle w:val="Compact"/>
         <w:numPr>
           <w:ilvl w:val="0"/>
-          <w:numId w:val="1004"/>
+          <w:numId w:val="1003"/>
         </w:numPr>
       </w:pPr>
       <w:r>
@@ -3469,10 +3467,9 @@
     </w:p>
     <w:p>
       <w:pPr>
-        <w:pStyle w:val="Compact"/>
         <w:numPr>
           <w:ilvl w:val="0"/>
-          <w:numId w:val="1004"/>
+          <w:numId w:val="1003"/>
         </w:numPr>
       </w:pPr>
       <w:r>
@@ -3481,7 +3478,7 @@
     </w:p>
     <w:p>
       <w:pPr>
-        <w:pStyle w:val="FirstParagraph"/>
+        <w:pStyle w:val="BodyText"/>
       </w:pPr>
       <m:oMathPara>
         <m:oMathParaPr>
@@ -3565,10 +3562,9 @@
     </w:p>
     <w:p>
       <w:pPr>
-        <w:pStyle w:val="Compact"/>
         <w:numPr>
           <w:ilvl w:val="0"/>
-          <w:numId w:val="1005"/>
+          <w:numId w:val="1003"/>
         </w:numPr>
       </w:pPr>
       <w:r>
@@ -3637,10 +3633,9 @@
     </w:p>
     <w:p>
       <w:pPr>
-        <w:pStyle w:val="Compact"/>
         <w:numPr>
           <w:ilvl w:val="0"/>
-          <w:numId w:val="1005"/>
+          <w:numId w:val="1003"/>
         </w:numPr>
       </w:pPr>
       <w:r>
@@ -4151,7 +4146,7 @@
         <w:pStyle w:val="Compact"/>
         <w:numPr>
           <w:ilvl w:val="0"/>
-          <w:numId w:val="1006"/>
+          <w:numId w:val="1004"/>
         </w:numPr>
       </w:pPr>
       <w:r>
@@ -4163,7 +4158,7 @@
         <w:pStyle w:val="Compact"/>
         <w:numPr>
           <w:ilvl w:val="0"/>
-          <w:numId w:val="1006"/>
+          <w:numId w:val="1004"/>
         </w:numPr>
       </w:pPr>
       <w:r>
@@ -4175,7 +4170,7 @@
         <w:pStyle w:val="Compact"/>
         <w:numPr>
           <w:ilvl w:val="0"/>
-          <w:numId w:val="1006"/>
+          <w:numId w:val="1004"/>
         </w:numPr>
       </w:pPr>
       <w:r>
@@ -4187,7 +4182,7 @@
         <w:pStyle w:val="Compact"/>
         <w:numPr>
           <w:ilvl w:val="0"/>
-          <w:numId w:val="1006"/>
+          <w:numId w:val="1004"/>
         </w:numPr>
       </w:pPr>
       <w:r>
@@ -4213,7 +4208,7 @@
         <w:pStyle w:val="Compact"/>
         <w:numPr>
           <w:ilvl w:val="0"/>
-          <w:numId w:val="1006"/>
+          <w:numId w:val="1004"/>
         </w:numPr>
       </w:pPr>
       <w:r>
@@ -4225,7 +4220,7 @@
         <w:pStyle w:val="Compact"/>
         <w:numPr>
           <w:ilvl w:val="0"/>
-          <w:numId w:val="1006"/>
+          <w:numId w:val="1004"/>
         </w:numPr>
       </w:pPr>
       <w:r>
@@ -4237,7 +4232,7 @@
         <w:pStyle w:val="Compact"/>
         <w:numPr>
           <w:ilvl w:val="0"/>
-          <w:numId w:val="1006"/>
+          <w:numId w:val="1004"/>
         </w:numPr>
       </w:pPr>
       <w:r>
@@ -4329,7 +4324,7 @@
         <w:pStyle w:val="Compact"/>
         <w:numPr>
           <w:ilvl w:val="0"/>
-          <w:numId w:val="1007"/>
+          <w:numId w:val="1005"/>
         </w:numPr>
       </w:pPr>
       <w:r>
@@ -4341,7 +4336,7 @@
         <w:pStyle w:val="Compact"/>
         <w:numPr>
           <w:ilvl w:val="0"/>
-          <w:numId w:val="1007"/>
+          <w:numId w:val="1005"/>
         </w:numPr>
       </w:pPr>
       <w:r>
@@ -4369,7 +4364,7 @@
         <w:pStyle w:val="Compact"/>
         <w:numPr>
           <w:ilvl w:val="0"/>
-          <w:numId w:val="1007"/>
+          <w:numId w:val="1005"/>
         </w:numPr>
       </w:pPr>
       <w:r>
@@ -4381,7 +4376,7 @@
         <w:pStyle w:val="Compact"/>
         <w:numPr>
           <w:ilvl w:val="0"/>
-          <w:numId w:val="1007"/>
+          <w:numId w:val="1005"/>
         </w:numPr>
       </w:pPr>
       <w:r>
@@ -4916,176 +4911,6 @@
       </w:pPr>
     </w:lvl>
   </w:abstractNum>
-  <w:abstractNum w:abstractNumId="99412">
-    <w:nsid w:val="00A99412"/>
-    <w:multiLevelType w:val="multilevel"/>
-    <w:lvl w:ilvl="0">
-      <w:start w:val="2"/>
-      <w:numFmt w:val="decimal"/>
-      <w:lvlText w:val="%1."/>
-      <w:lvlJc w:val="left"/>
-      <w:pPr>
-        <w:ind w:left="720" w:hanging="360"/>
-      </w:pPr>
-    </w:lvl>
-    <w:lvl w:ilvl="1">
-      <w:start w:val="2"/>
-      <w:numFmt w:val="decimal"/>
-      <w:lvlText w:val="%2."/>
-      <w:lvlJc w:val="left"/>
-      <w:pPr>
-        <w:ind w:left="1440" w:hanging="360"/>
-      </w:pPr>
-    </w:lvl>
-    <w:lvl w:ilvl="2">
-      <w:start w:val="2"/>
-      <w:numFmt w:val="decimal"/>
-      <w:lvlText w:val="%3."/>
-      <w:lvlJc w:val="left"/>
-      <w:pPr>
-        <w:ind w:left="2160" w:hanging="360"/>
-      </w:pPr>
-    </w:lvl>
-    <w:lvl w:ilvl="3">
-      <w:start w:val="2"/>
-      <w:numFmt w:val="decimal"/>
-      <w:lvlText w:val="%4."/>
-      <w:lvlJc w:val="left"/>
-      <w:pPr>
-        <w:ind w:left="2880" w:hanging="360"/>
-      </w:pPr>
-    </w:lvl>
-    <w:lvl w:ilvl="4">
-      <w:start w:val="2"/>
-      <w:numFmt w:val="decimal"/>
-      <w:lvlText w:val="%5."/>
-      <w:lvlJc w:val="left"/>
-      <w:pPr>
-        <w:ind w:left="3600" w:hanging="360"/>
-      </w:pPr>
-    </w:lvl>
-    <w:lvl w:ilvl="5">
-      <w:start w:val="2"/>
-      <w:numFmt w:val="decimal"/>
-      <w:lvlText w:val="%6."/>
-      <w:lvlJc w:val="left"/>
-      <w:pPr>
-        <w:ind w:left="4320" w:hanging="360"/>
-      </w:pPr>
-    </w:lvl>
-    <w:lvl w:ilvl="6">
-      <w:start w:val="2"/>
-      <w:numFmt w:val="decimal"/>
-      <w:lvlText w:val="%7."/>
-      <w:lvlJc w:val="left"/>
-      <w:pPr>
-        <w:ind w:left="5040" w:hanging="360"/>
-      </w:pPr>
-    </w:lvl>
-    <w:lvl w:ilvl="7">
-      <w:start w:val="2"/>
-      <w:numFmt w:val="decimal"/>
-      <w:lvlText w:val="%8."/>
-      <w:lvlJc w:val="left"/>
-      <w:pPr>
-        <w:ind w:left="5760" w:hanging="360"/>
-      </w:pPr>
-    </w:lvl>
-    <w:lvl w:ilvl="8">
-      <w:start w:val="2"/>
-      <w:numFmt w:val="decimal"/>
-      <w:lvlText w:val="%9."/>
-      <w:lvlJc w:val="left"/>
-      <w:pPr>
-        <w:ind w:left="6480" w:hanging="360"/>
-      </w:pPr>
-    </w:lvl>
-  </w:abstractNum>
-  <w:abstractNum w:abstractNumId="99414">
-    <w:nsid w:val="00A99414"/>
-    <w:multiLevelType w:val="multilevel"/>
-    <w:lvl w:ilvl="0">
-      <w:start w:val="4"/>
-      <w:numFmt w:val="decimal"/>
-      <w:lvlText w:val="%1."/>
-      <w:lvlJc w:val="left"/>
-      <w:pPr>
-        <w:ind w:left="720" w:hanging="360"/>
-      </w:pPr>
-    </w:lvl>
-    <w:lvl w:ilvl="1">
-      <w:start w:val="4"/>
-      <w:numFmt w:val="decimal"/>
-      <w:lvlText w:val="%2."/>
-      <w:lvlJc w:val="left"/>
-      <w:pPr>
-        <w:ind w:left="1440" w:hanging="360"/>
-      </w:pPr>
-    </w:lvl>
-    <w:lvl w:ilvl="2">
-      <w:start w:val="4"/>
-      <w:numFmt w:val="decimal"/>
-      <w:lvlText w:val="%3."/>
-      <w:lvlJc w:val="left"/>
-      <w:pPr>
-        <w:ind w:left="2160" w:hanging="360"/>
-      </w:pPr>
-    </w:lvl>
-    <w:lvl w:ilvl="3">
-      <w:start w:val="4"/>
-      <w:numFmt w:val="decimal"/>
-      <w:lvlText w:val="%4."/>
-      <w:lvlJc w:val="left"/>
-      <w:pPr>
-        <w:ind w:left="2880" w:hanging="360"/>
-      </w:pPr>
-    </w:lvl>
-    <w:lvl w:ilvl="4">
-      <w:start w:val="4"/>
-      <w:numFmt w:val="decimal"/>
-      <w:lvlText w:val="%5."/>
-      <w:lvlJc w:val="left"/>
-      <w:pPr>
-        <w:ind w:left="3600" w:hanging="360"/>
-      </w:pPr>
-    </w:lvl>
-    <w:lvl w:ilvl="5">
-      <w:start w:val="4"/>
-      <w:numFmt w:val="decimal"/>
-      <w:lvlText w:val="%6."/>
-      <w:lvlJc w:val="left"/>
-      <w:pPr>
-        <w:ind w:left="4320" w:hanging="360"/>
-      </w:pPr>
-    </w:lvl>
-    <w:lvl w:ilvl="6">
-      <w:start w:val="4"/>
-      <w:numFmt w:val="decimal"/>
-      <w:lvlText w:val="%7."/>
-      <w:lvlJc w:val="left"/>
-      <w:pPr>
-        <w:ind w:left="5040" w:hanging="360"/>
-      </w:pPr>
-    </w:lvl>
-    <w:lvl w:ilvl="7">
-      <w:start w:val="4"/>
-      <w:numFmt w:val="decimal"/>
-      <w:lvlText w:val="%8."/>
-      <w:lvlJc w:val="left"/>
-      <w:pPr>
-        <w:ind w:left="5760" w:hanging="360"/>
-      </w:pPr>
-    </w:lvl>
-    <w:lvl w:ilvl="8">
-      <w:start w:val="4"/>
-      <w:numFmt w:val="decimal"/>
-      <w:lvlText w:val="%9."/>
-      <w:lvlJc w:val="left"/>
-      <w:pPr>
-        <w:ind w:left="6480" w:hanging="360"/>
-      </w:pPr>
-    </w:lvl>
-  </w:abstractNum>
   <w:num w:numId="1">
     <w:abstractNumId w:val="1"/>
     <w:lvlOverride w:ilvl="0">
@@ -5171,66 +4996,6 @@
     </w:lvlOverride>
   </w:num>
   <w:num w:numId="1004">
-    <w:abstractNumId w:val="99412"/>
-    <w:lvlOverride w:ilvl="0">
-      <w:startOverride w:val="2"/>
-    </w:lvlOverride>
-    <w:lvlOverride w:ilvl="1">
-      <w:startOverride w:val="2"/>
-    </w:lvlOverride>
-    <w:lvlOverride w:ilvl="2">
-      <w:startOverride w:val="2"/>
-    </w:lvlOverride>
-    <w:lvlOverride w:ilvl="3">
-      <w:startOverride w:val="2"/>
-    </w:lvlOverride>
-    <w:lvlOverride w:ilvl="4">
-      <w:startOverride w:val="2"/>
-    </w:lvlOverride>
-    <w:lvlOverride w:ilvl="5">
-      <w:startOverride w:val="2"/>
-    </w:lvlOverride>
-    <w:lvlOverride w:ilvl="6">
-      <w:startOverride w:val="2"/>
-    </w:lvlOverride>
-    <w:lvlOverride w:ilvl="7">
-      <w:startOverride w:val="2"/>
-    </w:lvlOverride>
-    <w:lvlOverride w:ilvl="8">
-      <w:startOverride w:val="2"/>
-    </w:lvlOverride>
-  </w:num>
-  <w:num w:numId="1005">
-    <w:abstractNumId w:val="99414"/>
-    <w:lvlOverride w:ilvl="0">
-      <w:startOverride w:val="4"/>
-    </w:lvlOverride>
-    <w:lvlOverride w:ilvl="1">
-      <w:startOverride w:val="4"/>
-    </w:lvlOverride>
-    <w:lvlOverride w:ilvl="2">
-      <w:startOverride w:val="4"/>
-    </w:lvlOverride>
-    <w:lvlOverride w:ilvl="3">
-      <w:startOverride w:val="4"/>
-    </w:lvlOverride>
-    <w:lvlOverride w:ilvl="4">
-      <w:startOverride w:val="4"/>
-    </w:lvlOverride>
-    <w:lvlOverride w:ilvl="5">
-      <w:startOverride w:val="4"/>
-    </w:lvlOverride>
-    <w:lvlOverride w:ilvl="6">
-      <w:startOverride w:val="4"/>
-    </w:lvlOverride>
-    <w:lvlOverride w:ilvl="7">
-      <w:startOverride w:val="4"/>
-    </w:lvlOverride>
-    <w:lvlOverride w:ilvl="8">
-      <w:startOverride w:val="4"/>
-    </w:lvlOverride>
-  </w:num>
-  <w:num w:numId="1006">
     <w:abstractNumId w:val="99411"/>
     <w:lvlOverride w:ilvl="0">
       <w:startOverride w:val="1"/>
@@ -5260,7 +5025,7 @@
       <w:startOverride w:val="1"/>
     </w:lvlOverride>
   </w:num>
-  <w:num w:numId="1007">
+  <w:num w:numId="1005">
     <w:abstractNumId w:val="991"/>
   </w:num>
 </w:numbering>

--- a/Øvelser/Geografi/vandbalancen/vandbalancen.docx
+++ b/Øvelser/Geografi/vandbalancen/vandbalancen.docx
@@ -123,23 +123,7 @@
         </w:numPr>
       </w:pPr>
       <w:r>
-        <w:t xml:space="preserve">Den kan</w:t>
-      </w:r>
-      <w:r>
-        <w:t xml:space="preserve"> </w:t>
-      </w:r>
-      <w:r>
-        <w:rPr>
-          <w:b/>
-          <w:bCs/>
-        </w:rPr>
-        <w:t xml:space="preserve">fordampe</w:t>
-      </w:r>
-      <w:r>
-        <w:t xml:space="preserve"> </w:t>
-      </w:r>
-      <w:r>
-        <w:t xml:space="preserve">igen fra jordoverfladen og gennem planterne. Den samlede fordampning kaldes</w:t>
+        <w:t xml:space="preserve">Den kan fordampe igen fra jordoverfladen og gennem planterne. Den samlede fordampning kaldes</w:t>
       </w:r>
       <w:r>
         <w:t xml:space="preserve"> </w:t>
@@ -175,23 +159,7 @@
         </w:numPr>
       </w:pPr>
       <w:r>
-        <w:t xml:space="preserve">Den kan blive</w:t>
-      </w:r>
-      <w:r>
-        <w:t xml:space="preserve"> </w:t>
-      </w:r>
-      <w:r>
-        <w:rPr>
-          <w:b/>
-          <w:bCs/>
-        </w:rPr>
-        <w:t xml:space="preserve">i jorden</w:t>
-      </w:r>
-      <w:r>
-        <w:t xml:space="preserve"> </w:t>
-      </w:r>
-      <w:r>
-        <w:t xml:space="preserve">som jordvand i planternes rodzone. Ændringen i rodzonens vandindhold kaldes</w:t>
+        <w:t xml:space="preserve">Den kan blive i jorden som jordvand i planternes rodzone. Ændringen i rodzonens vandindhold kaldes</w:t>
       </w:r>
       <w:r>
         <w:t xml:space="preserve"> </w:t>
@@ -220,23 +188,7 @@
         </w:numPr>
       </w:pPr>
       <w:r>
-        <w:t xml:space="preserve">Resten er</w:t>
-      </w:r>
-      <w:r>
-        <w:t xml:space="preserve"> </w:t>
-      </w:r>
-      <w:r>
-        <w:rPr>
-          <w:b/>
-          <w:bCs/>
-        </w:rPr>
-        <w:t xml:space="preserve">overskud</w:t>
-      </w:r>
-      <w:r>
-        <w:t xml:space="preserve"> </w:t>
-      </w:r>
-      <w:r>
-        <w:t xml:space="preserve">— også kaldet</w:t>
+        <w:t xml:space="preserve">Resten er overskud — også kaldet</w:t>
       </w:r>
       <w:r>
         <w:t xml:space="preserve"> </w:t>
@@ -337,17 +289,7 @@
         <w:t xml:space="preserve">markkapacitet</w:t>
       </w:r>
       <w:r>
-        <w:t xml:space="preserve">). Al nedbør ud over fordampningen bliver derfor til overskud. Om sommeren er fordampningen større end nedbøren. Så tærer planterne på vandet i rodzonen, og der opstår et</w:t>
-      </w:r>
-      <w:r>
-        <w:t xml:space="preserve"> </w:t>
-      </w:r>
-      <w:r>
-        <w:rPr>
-          <w:b/>
-          <w:bCs/>
-        </w:rPr>
-        <w:t xml:space="preserve">jordvandsunderskud</w:t>
+        <w:t xml:space="preserve">). Al nedbør ud over fordampningen bliver derfor til overskud. Om sommeren er fordampningen større end nedbøren. Så tærer planterne på vandet i rodzonen, og der opstår et jordvandsunderskud</w:t>
       </w:r>
       <w:r>
         <w:t xml:space="preserve"> </w:t>
@@ -464,17 +406,9 @@
         </w:numPr>
       </w:pPr>
       <w:r>
-        <w:rPr>
-          <w:b/>
-          <w:bCs/>
-        </w:rPr>
         <w:t xml:space="preserve">Er</w:t>
       </w:r>
       <w:r>
-        <w:rPr>
-          <w:b/>
-          <w:bCs/>
-        </w:rPr>
         <w:t xml:space="preserve"> </w:t>
       </w:r>
       <m:oMath>
@@ -492,21 +426,10 @@
         </m:r>
       </m:oMath>
       <w:r>
-        <w:rPr>
-          <w:b/>
-          <w:bCs/>
-        </w:rPr>
-        <w:t xml:space="preserve"> </w:t>
-      </w:r>
-      <w:r>
-        <w:rPr>
-          <w:b/>
-          <w:bCs/>
-        </w:rPr>
-        <w:t xml:space="preserve">negativ</w:t>
-      </w:r>
-      <w:r>
-        <w:t xml:space="preserve">, er der ikke noget overskud (</w:t>
+        <w:t xml:space="preserve"> </w:t>
+      </w:r>
+      <w:r>
+        <w:t xml:space="preserve">negativ, er der ikke noget overskud (</w:t>
       </w:r>
       <m:oMath>
         <m:r>
@@ -569,17 +492,9 @@
         </w:numPr>
       </w:pPr>
       <w:r>
-        <w:rPr>
-          <w:b/>
-          <w:bCs/>
-        </w:rPr>
         <w:t xml:space="preserve">Er</w:t>
       </w:r>
       <w:r>
-        <w:rPr>
-          <w:b/>
-          <w:bCs/>
-        </w:rPr>
         <w:t xml:space="preserve"> </w:t>
       </w:r>
       <m:oMath>
@@ -597,21 +512,10 @@
         </m:r>
       </m:oMath>
       <w:r>
-        <w:rPr>
-          <w:b/>
-          <w:bCs/>
-        </w:rPr>
-        <w:t xml:space="preserve"> </w:t>
-      </w:r>
-      <w:r>
-        <w:rPr>
-          <w:b/>
-          <w:bCs/>
-        </w:rPr>
-        <w:t xml:space="preserve">positiv</w:t>
-      </w:r>
-      <w:r>
-        <w:t xml:space="preserve">, bruges vandet først til at fylde underskuddet op. Kun det, der er tilbage, når</w:t>
+        <w:t xml:space="preserve"> </w:t>
+      </w:r>
+      <w:r>
+        <w:t xml:space="preserve">positiv, bruges vandet først til at fylde underskuddet op. Kun det, der er tilbage, når</w:t>
       </w:r>
       <w:r>
         <w:t xml:space="preserve"> </w:t>
@@ -644,17 +548,7 @@
         <w:pStyle w:val="FirstParagraph"/>
       </w:pPr>
       <w:r>
-        <w:rPr>
-          <w:b/>
-          <w:bCs/>
-        </w:rPr>
-        <w:t xml:space="preserve">Eksempel:</w:t>
-      </w:r>
-      <w:r>
-        <w:t xml:space="preserve"> </w:t>
-      </w:r>
-      <w:r>
-        <w:t xml:space="preserve">I september er</w:t>
+        <w:t xml:space="preserve">Eksempel: I september er</w:t>
       </w:r>
       <w:r>
         <w:t xml:space="preserve"> </w:t>
@@ -3568,17 +3462,7 @@
         </w:numPr>
       </w:pPr>
       <w:r>
-        <w:rPr>
-          <w:b/>
-          <w:bCs/>
-        </w:rPr>
-        <w:t xml:space="preserve">Rodzonens kapacitet.</w:t>
-      </w:r>
-      <w:r>
-        <w:t xml:space="preserve"> </w:t>
-      </w:r>
-      <w:r>
-        <w:t xml:space="preserve">Jorden kan kun holde på en begrænset mængde plantetilgængeligt vand: groft sagt under 100 mm i en grov sandjord og 150 mm eller mere i en lerjord. Når underskuddet når den grænse, er rodzonen tom — så kan planterne ikke fordampe mere, end det regner, og den</w:t>
+        <w:t xml:space="preserve">Rodzonens kapacitet. Jorden kan kun holde på en begrænset mængde plantetilgængeligt vand: groft sagt under 100 mm i en grov sandjord og 150 mm eller mere i en lerjord. Når underskuddet når den grænse, er rodzonen tom — så kan planterne ikke fordampe mere, end det regner, og den</w:t>
       </w:r>
       <w:r>
         <w:t xml:space="preserve"> </w:t>
